--- a/RP1_UNIC_352704/livrabile/RP1_texte_SA3.1.docx
+++ b/RP1_UNIC_352704/livrabile/RP1_texte_SA3.1.docx
@@ -218,7 +218,7 @@
           <w:color w:val="595959"/>
           <w:sz w:val="18"/>
         </w:rPr>
-        <w:t>6.186 / 10.500 caractere</w:t>
+        <w:t>6.345 / 10.500 caractere</w:t>
       </w:r>
     </w:p>
     <w:p>
@@ -287,7 +287,7 @@
           <w:b w:val="0"/>
           <w:i w:val="0"/>
         </w:rPr>
-        <w:t xml:space="preserve"> de urmăritori la finalul perioadei de raportare, și contul de Instagram @unic.viitorprineducatie; pentru comunicarea către angajatori și instituții a fost folosită și pagina de LinkedIn a beneficiarului. În perioada de raportare au fost publicate 13 postări, fiecare cu emblema UE, mențiunea cofinanțării și codul SMIS: în iulie, anunțul de începere (07.07) și anunțul publicării celor două metodologii pe site (16.07); în august, prezentarea pachetului de măsuri pentru cei 500 de elevi din Turda și Huedin (04.08) și anunțul de recrutare a formatorilor pentru programul de formare a cadrelor didactice (13.08, Facebook și Instagram); în septembrie, apelul la înscriere adresat elevilor de la Colegiul Tehnic Turda și Liceul Tehnologic „Vlădeasa” Huedin, cu trimitere la metodologiile de pe site (17.09), începerea orelor remediale de limba română și a primelor activități cu elevii la Colegiul Tehnic Turda, cu fotografii și material video (29.09, Facebook și Instagram), și trei postări pe LinkedIn (29.09) cu prezentarea proiectului, a modelului de intervenție și apelul către companiile din județul Cluj pentru târgul de oportunități și vizitele la operatori economici. La 16.07.2026 au fost publicate pe subpagina proiectului Metodologia de selecție a grupului țintă și Metodologia privind acordarea sprijinului financiar, asigurând accesul egal la informație și transparența selecției. Conținutul postărilor a fost pregătit de Asistentul manager și de Expertul comunicare și avizat de Managerul de proiect; link-urile și capturile de ecran cu data vizibilă sunt centralizate lunar în documentele „SA 3.1_Informare și publicitate_UNIC_352704” pentru iulie, august și septembrie 2026.</w:t>
+        <w:t xml:space="preserve"> de urmăritori la finalul perioadei de raportare, și contul de Instagram @unic.viitorprineducatie; pentru comunicarea către angajatori și instituții a fost folosită și pagina de LinkedIn a beneficiarului. În perioada de raportare au fost publicate 13 postări, fiecare cu emblema UE, mențiunea cofinanțării și codul SMIS: în iulie, anunțul de începere (07.07) și anunțul publicării celor două metodologii pe site (16.07); în august, prezentarea pachetului de măsuri pentru cei 500 de elevi din Turda și Huedin (04.08) și anunțul de recrutare a formatorilor pentru programul de formare a cadrelor didactice (13.08, Facebook și Instagram); în septembrie, apelul la înscriere adresat elevilor de la Colegiul Tehnic Turda și Liceul Tehnologic „Vlădeasa” Huedin, cu trimitere la metodologiile de pe site (17.09), începerea orelor remediale de limba română și a primelor activități cu elevii la Colegiul Tehnic Turda, cu fotografii și material video (29.09, Facebook și Instagram), și trei postări pe LinkedIn (29.09) cu prezentarea proiectului, a modelului de intervenție și apelul către companiile din județul Cluj pentru târgul de oportunități și vizitele la operatori economici. La 16.07.2026 au fost publicate pe subpagina proiectului Metodologia de selecție a grupului țintă și Metodologia privind acordarea sprijinului financiar, iar la 15.09.2026 versiunea 2 a Metodologiei de selecție, revizuită după constituirea primelor dosare de grup țintă (versiunea 1 rămâne accesibilă pe pagină), asigurând accesul egal la informație și transparența selecției. Conținutul postărilor a fost pregătit de Asistentul manager și de Expertul comunicare și avizat de Managerul de proiect; link-urile și capturile de ecran cu data vizibilă sunt centralizate lunar în documentele „SA 3.1_Informare și publicitate_UNIC_352704” pentru iulie, august și septembrie 2026.</w:t>
       </w:r>
     </w:p>
     <w:p>

--- a/RP1_UNIC_352704/livrabile/RP1_texte_SA3.1.docx
+++ b/RP1_UNIC_352704/livrabile/RP1_texte_SA3.1.docx
@@ -218,7 +218,7 @@
           <w:color w:val="595959"/>
           <w:sz w:val="18"/>
         </w:rPr>
-        <w:t>6.345 / 10.500 caractere</w:t>
+        <w:t>6.449 / 10.500 caractere</w:t>
       </w:r>
     </w:p>
     <w:p>
@@ -300,7 +300,7 @@
           <w:b w:val="0"/>
           <w:i w:val="0"/>
         </w:rPr>
-        <w:t xml:space="preserve">Realizarea și distribuirea materialelor publicitare. În luna iulie 2026 au fost realizate, în regie proprie, afișul A3 al proiectului, flyerul de prezentare față-verso pentru unitățile de învățământ (scopul proiectului, grupul țintă pe acțiuni, documentele necesare înscrierii, protecția datelor) și flyerul de 12 × 17 cm pentru elevi și părinți, cu conceptul și conținutul verificate de Managerul de proiect sub aspectul identității vizuale. Afișul A3 a fost expus într-un loc vizibil publicului la sediul de implementare din comuna Gilău și la unitățile de învățământ partenere – Colegiul Tehnic Turda, inclusiv la structura Poiana, Liceul Tehnologic „Vlădeasa” Huedin și, din septembrie, Liceul Teologic Reformat Cluj-Napoca – fiind realizate fotografii ca dovadă </w:t>
+        <w:t xml:space="preserve">Realizarea și distribuirea materialelor publicitare. În luna iulie 2026 au fost realizate, în regie proprie, afișul A3 al proiectului, flyerul de prezentare față-verso pentru unitățile de învățământ (scopul proiectului, grupul țintă pe acțiuni, documentele necesare înscrierii, protecția datelor) și flyerul de 12 × 17 cm pentru elevi și părinți, cu conceptul și conținutul verificate de Managerul de proiect sub aspectul identității vizuale. Afișul A3 a fost expus într-un loc vizibil publicului la sediul de implementare din comuna Gilău și la unitățile de învățământ partenere – Colegiul Tehnic Turda, inclusiv la structura Poiana, Liceul Tehnologic „Vlădeasa” Huedin și, din septembrie, Liceul Teologic Reformat Cluj-Napoca – fiind realizate fotografii ca dovadă (la Huedin, afișul este expus în avizierul exterior de la intrarea în liceu, alături de anunțurile oficiale ale școlii) </w:t>
       </w:r>
       <w:r>
         <w:rPr>
@@ -308,7 +308,7 @@
           <w:i w:val="0"/>
           <w:highlight w:val="yellow"/>
         </w:rPr>
-        <w:t>«(fotografia afișului de la Huedin și de la Liceul Teologic Reformat – de adăugat)»</w:t>
+        <w:t>«(fotografia afișului de la Liceul Teologic Reformat – de adăugat)»</w:t>
       </w:r>
       <w:r>
         <w:rPr>
